--- a/副本流程.docx
+++ b/副本流程.docx
@@ -2040,6 +2040,51 @@
       </w:r>
     </w:p>
     <w:p>
+      <w:r>
+        <w:drawing>
+          <wp:inline distT="0" distB="0" distL="114300" distR="114300">
+            <wp:extent cx="5264150" cy="499110"/>
+            <wp:effectExtent l="0" t="0" r="12700" b="15240"/>
+            <wp:docPr id="26" name="图片 3"/>
+            <wp:cNvGraphicFramePr>
+              <a:graphicFrameLocks xmlns:a="http://schemas.openxmlformats.org/drawingml/2006/main" noChangeAspect="1"/>
+            </wp:cNvGraphicFramePr>
+            <a:graphic xmlns:a="http://schemas.openxmlformats.org/drawingml/2006/main">
+              <a:graphicData uri="http://schemas.openxmlformats.org/drawingml/2006/picture">
+                <pic:pic xmlns:pic="http://schemas.openxmlformats.org/drawingml/2006/picture">
+                  <pic:nvPicPr>
+                    <pic:cNvPr id="26" name="图片 3"/>
+                    <pic:cNvPicPr>
+                      <a:picLocks noChangeAspect="1"/>
+                    </pic:cNvPicPr>
+                  </pic:nvPicPr>
+                  <pic:blipFill>
+                    <a:blip r:embed="rId36"/>
+                    <a:stretch>
+                      <a:fillRect/>
+                    </a:stretch>
+                  </pic:blipFill>
+                  <pic:spPr>
+                    <a:xfrm>
+                      <a:off x="0" y="0"/>
+                      <a:ext cx="5264150" cy="499110"/>
+                    </a:xfrm>
+                    <a:prstGeom prst="rect">
+                      <a:avLst/>
+                    </a:prstGeom>
+                    <a:noFill/>
+                    <a:ln>
+                      <a:noFill/>
+                    </a:ln>
+                  </pic:spPr>
+                </pic:pic>
+              </a:graphicData>
+            </a:graphic>
+          </wp:inline>
+        </w:drawing>
+      </w:r>
+    </w:p>
+    <w:p>
       <w:pPr>
         <w:rPr>
           <w:rFonts w:hint="default" w:eastAsiaTheme="minorEastAsia"/>
@@ -2097,7 +2142,7 @@
                     </pic:cNvPicPr>
                   </pic:nvPicPr>
                   <pic:blipFill>
-                    <a:blip r:embed="rId36"/>
+                    <a:blip r:embed="rId37"/>
                     <a:stretch>
                       <a:fillRect/>
                     </a:stretch>
@@ -2142,7 +2187,7 @@
                     </pic:cNvPicPr>
                   </pic:nvPicPr>
                   <pic:blipFill>
-                    <a:blip r:embed="rId37"/>
+                    <a:blip r:embed="rId38"/>
                     <a:stretch>
                       <a:fillRect/>
                     </a:stretch>
@@ -2187,7 +2232,7 @@
                     </pic:cNvPicPr>
                   </pic:nvPicPr>
                   <pic:blipFill>
-                    <a:blip r:embed="rId38"/>
+                    <a:blip r:embed="rId39"/>
                     <a:stretch>
                       <a:fillRect/>
                     </a:stretch>
@@ -2247,7 +2292,7 @@
                     </pic:cNvPicPr>
                   </pic:nvPicPr>
                   <pic:blipFill>
-                    <a:blip r:embed="rId39"/>
+                    <a:blip r:embed="rId40"/>
                     <a:stretch>
                       <a:fillRect/>
                     </a:stretch>
@@ -2315,7 +2360,7 @@
                     </pic:cNvPicPr>
                   </pic:nvPicPr>
                   <pic:blipFill>
-                    <a:blip r:embed="rId40"/>
+                    <a:blip r:embed="rId41"/>
                     <a:stretch>
                       <a:fillRect/>
                     </a:stretch>
@@ -2358,7 +2403,7 @@
           <w:rFonts w:hint="eastAsia"/>
           <w:lang w:val="en-US" w:eastAsia="zh-CN"/>
         </w:rPr>
-        <w:t>开始触发 开始副本任务</w:t>
+        <w:t>开始触发 开始副本任务,start_node下绑定的是1001开始事件</w:t>
       </w:r>
     </w:p>
     <w:p>
@@ -2381,7 +2426,7 @@
                     </pic:cNvPicPr>
                   </pic:nvPicPr>
                   <pic:blipFill>
-                    <a:blip r:embed="rId41"/>
+                    <a:blip r:embed="rId42"/>
                     <a:stretch>
                       <a:fillRect/>
                     </a:stretch>
@@ -2424,7 +2469,7 @@
                     </pic:cNvPicPr>
                   </pic:nvPicPr>
                   <pic:blipFill>
-                    <a:blip r:embed="rId42"/>
+                    <a:blip r:embed="rId43"/>
                     <a:stretch>
                       <a:fillRect/>
                     </a:stretch>
@@ -2452,17 +2497,265 @@
     <w:p>
       <w:pPr>
         <w:rPr>
-          <w:rFonts w:hint="default" w:eastAsiaTheme="minorEastAsia"/>
-          <w:lang w:val="en-US" w:eastAsia="zh-CN"/>
-        </w:rPr>
-      </w:pPr>
-      <w:r>
-        <w:rPr>
-          <w:rFonts w:hint="eastAsia"/>
-          <w:lang w:val="en-US" w:eastAsia="zh-CN"/>
-        </w:rPr>
-        <w:t>也就是触发开始副本任务事件的finish事件</w:t>
-      </w:r>
+          <w:rFonts w:hint="default"/>
+          <w:lang w:val="en-US" w:eastAsia="zh-CN"/>
+        </w:rPr>
+      </w:pPr>
+      <w:r>
+        <w:rPr>
+          <w:rFonts w:hint="eastAsia"/>
+          <w:lang w:val="en-US" w:eastAsia="zh-CN"/>
+        </w:rPr>
+        <w:t>先是触发基类的</w:t>
+      </w:r>
+    </w:p>
+    <w:p>
+      <w:r>
+        <w:drawing>
+          <wp:inline distT="0" distB="0" distL="114300" distR="114300">
+            <wp:extent cx="5267960" cy="1183005"/>
+            <wp:effectExtent l="0" t="0" r="8890" b="17145"/>
+            <wp:docPr id="16" name="图片 2"/>
+            <wp:cNvGraphicFramePr>
+              <a:graphicFrameLocks xmlns:a="http://schemas.openxmlformats.org/drawingml/2006/main" noChangeAspect="1"/>
+            </wp:cNvGraphicFramePr>
+            <a:graphic xmlns:a="http://schemas.openxmlformats.org/drawingml/2006/main">
+              <a:graphicData uri="http://schemas.openxmlformats.org/drawingml/2006/picture">
+                <pic:pic xmlns:pic="http://schemas.openxmlformats.org/drawingml/2006/picture">
+                  <pic:nvPicPr>
+                    <pic:cNvPr id="16" name="图片 2"/>
+                    <pic:cNvPicPr>
+                      <a:picLocks noChangeAspect="1"/>
+                    </pic:cNvPicPr>
+                  </pic:nvPicPr>
+                  <pic:blipFill>
+                    <a:blip r:embed="rId44"/>
+                    <a:stretch>
+                      <a:fillRect/>
+                    </a:stretch>
+                  </pic:blipFill>
+                  <pic:spPr>
+                    <a:xfrm>
+                      <a:off x="0" y="0"/>
+                      <a:ext cx="5267960" cy="1183005"/>
+                    </a:xfrm>
+                    <a:prstGeom prst="rect">
+                      <a:avLst/>
+                    </a:prstGeom>
+                    <a:noFill/>
+                    <a:ln>
+                      <a:noFill/>
+                    </a:ln>
+                  </pic:spPr>
+                </pic:pic>
+              </a:graphicData>
+            </a:graphic>
+          </wp:inline>
+        </w:drawing>
+      </w:r>
+    </w:p>
+    <w:p>
+      <w:pPr>
+        <w:rPr>
+          <w:rFonts w:hint="default"/>
+          <w:lang w:val="en-US" w:eastAsia="zh-CN"/>
+        </w:rPr>
+      </w:pPr>
+      <w:r>
+        <w:rPr>
+          <w:rFonts w:hint="eastAsia"/>
+          <w:lang w:val="en-US" w:eastAsia="zh-CN"/>
+        </w:rPr>
+        <w:t>类中触发子类实现的绑定的handle,也就是绑定处理流程事件 handleStartDungeon</w:t>
+      </w:r>
+    </w:p>
+    <w:p>
+      <w:r>
+        <w:drawing>
+          <wp:inline distT="0" distB="0" distL="114300" distR="114300">
+            <wp:extent cx="5271135" cy="1825625"/>
+            <wp:effectExtent l="0" t="0" r="5715" b="3175"/>
+            <wp:docPr id="15" name="图片 1"/>
+            <wp:cNvGraphicFramePr>
+              <a:graphicFrameLocks xmlns:a="http://schemas.openxmlformats.org/drawingml/2006/main" noChangeAspect="1"/>
+            </wp:cNvGraphicFramePr>
+            <a:graphic xmlns:a="http://schemas.openxmlformats.org/drawingml/2006/main">
+              <a:graphicData uri="http://schemas.openxmlformats.org/drawingml/2006/picture">
+                <pic:pic xmlns:pic="http://schemas.openxmlformats.org/drawingml/2006/picture">
+                  <pic:nvPicPr>
+                    <pic:cNvPr id="15" name="图片 1"/>
+                    <pic:cNvPicPr>
+                      <a:picLocks noChangeAspect="1"/>
+                    </pic:cNvPicPr>
+                  </pic:nvPicPr>
+                  <pic:blipFill>
+                    <a:blip r:embed="rId45"/>
+                    <a:stretch>
+                      <a:fillRect/>
+                    </a:stretch>
+                  </pic:blipFill>
+                  <pic:spPr>
+                    <a:xfrm>
+                      <a:off x="0" y="0"/>
+                      <a:ext cx="5271135" cy="1825625"/>
+                    </a:xfrm>
+                    <a:prstGeom prst="rect">
+                      <a:avLst/>
+                    </a:prstGeom>
+                    <a:noFill/>
+                    <a:ln>
+                      <a:noFill/>
+                    </a:ln>
+                  </pic:spPr>
+                </pic:pic>
+              </a:graphicData>
+            </a:graphic>
+          </wp:inline>
+        </w:drawing>
+      </w:r>
+    </w:p>
+    <w:p>
+      <w:pPr>
+        <w:rPr>
+          <w:rFonts w:hint="eastAsia"/>
+          <w:lang w:val="en-US" w:eastAsia="zh-CN"/>
+        </w:rPr>
+      </w:pPr>
+      <w:r>
+        <w:rPr>
+          <w:rFonts w:hint="eastAsia"/>
+          <w:lang w:val="en-US" w:eastAsia="zh-CN"/>
+        </w:rPr>
+        <w:t>然后触发trigger_all</w:t>
+      </w:r>
+    </w:p>
+    <w:p>
+      <w:pPr>
+        <w:rPr>
+          <w:rFonts w:hint="default"/>
+          <w:lang w:val="en-US" w:eastAsia="zh-CN"/>
+        </w:rPr>
+      </w:pPr>
+      <w:r>
+        <w:drawing>
+          <wp:inline distT="0" distB="0" distL="114300" distR="114300">
+            <wp:extent cx="4733925" cy="1114425"/>
+            <wp:effectExtent l="0" t="0" r="9525" b="9525"/>
+            <wp:docPr id="32" name="图片 5"/>
+            <wp:cNvGraphicFramePr>
+              <a:graphicFrameLocks xmlns:a="http://schemas.openxmlformats.org/drawingml/2006/main" noChangeAspect="1"/>
+            </wp:cNvGraphicFramePr>
+            <a:graphic xmlns:a="http://schemas.openxmlformats.org/drawingml/2006/main">
+              <a:graphicData uri="http://schemas.openxmlformats.org/drawingml/2006/picture">
+                <pic:pic xmlns:pic="http://schemas.openxmlformats.org/drawingml/2006/picture">
+                  <pic:nvPicPr>
+                    <pic:cNvPr id="32" name="图片 5"/>
+                    <pic:cNvPicPr>
+                      <a:picLocks noChangeAspect="1"/>
+                    </pic:cNvPicPr>
+                  </pic:nvPicPr>
+                  <pic:blipFill>
+                    <a:blip r:embed="rId46"/>
+                    <a:stretch>
+                      <a:fillRect/>
+                    </a:stretch>
+                  </pic:blipFill>
+                  <pic:spPr>
+                    <a:xfrm>
+                      <a:off x="0" y="0"/>
+                      <a:ext cx="4733925" cy="1114425"/>
+                    </a:xfrm>
+                    <a:prstGeom prst="rect">
+                      <a:avLst/>
+                    </a:prstGeom>
+                    <a:noFill/>
+                    <a:ln>
+                      <a:noFill/>
+                    </a:ln>
+                  </pic:spPr>
+                </pic:pic>
+              </a:graphicData>
+            </a:graphic>
+          </wp:inline>
+        </w:drawing>
+      </w:r>
+    </w:p>
+    <w:p>
+      <w:pPr>
+        <w:rPr>
+          <w:rFonts w:hint="eastAsia"/>
+          <w:lang w:val="en-US" w:eastAsia="zh-CN"/>
+        </w:rPr>
+      </w:pPr>
+      <w:r>
+        <w:rPr>
+          <w:rFonts w:hint="eastAsia"/>
+          <w:lang w:val="en-US" w:eastAsia="zh-CN"/>
+        </w:rPr>
+        <w:t>也就是触发开始副本任务事件1001下</w:t>
+      </w:r>
+      <w:bookmarkStart w:id="0" w:name="_GoBack"/>
+      <w:bookmarkEnd w:id="0"/>
+      <w:r>
+        <w:rPr>
+          <w:rFonts w:hint="eastAsia"/>
+          <w:lang w:val="en-US" w:eastAsia="zh-CN"/>
+        </w:rPr>
+        <w:t>的finish事件，</w:t>
+      </w:r>
+    </w:p>
+    <w:p>
+      <w:r>
+        <w:drawing>
+          <wp:inline distT="0" distB="0" distL="114300" distR="114300">
+            <wp:extent cx="5264150" cy="499110"/>
+            <wp:effectExtent l="0" t="0" r="12700" b="15240"/>
+            <wp:docPr id="30" name="图片 4"/>
+            <wp:cNvGraphicFramePr>
+              <a:graphicFrameLocks xmlns:a="http://schemas.openxmlformats.org/drawingml/2006/main" noChangeAspect="1"/>
+            </wp:cNvGraphicFramePr>
+            <a:graphic xmlns:a="http://schemas.openxmlformats.org/drawingml/2006/main">
+              <a:graphicData uri="http://schemas.openxmlformats.org/drawingml/2006/picture">
+                <pic:pic xmlns:pic="http://schemas.openxmlformats.org/drawingml/2006/picture">
+                  <pic:nvPicPr>
+                    <pic:cNvPr id="30" name="图片 4"/>
+                    <pic:cNvPicPr>
+                      <a:picLocks noChangeAspect="1"/>
+                    </pic:cNvPicPr>
+                  </pic:nvPicPr>
+                  <pic:blipFill>
+                    <a:blip r:embed="rId36"/>
+                    <a:stretch>
+                      <a:fillRect/>
+                    </a:stretch>
+                  </pic:blipFill>
+                  <pic:spPr>
+                    <a:xfrm>
+                      <a:off x="0" y="0"/>
+                      <a:ext cx="5264150" cy="499110"/>
+                    </a:xfrm>
+                    <a:prstGeom prst="rect">
+                      <a:avLst/>
+                    </a:prstGeom>
+                    <a:noFill/>
+                    <a:ln>
+                      <a:noFill/>
+                    </a:ln>
+                  </pic:spPr>
+                </pic:pic>
+              </a:graphicData>
+            </a:graphic>
+          </wp:inline>
+        </w:drawing>
+      </w:r>
+    </w:p>
+    <w:p>
+      <w:pPr>
+        <w:rPr>
+          <w:rFonts w:hint="default"/>
+          <w:lang w:val="en-US" w:eastAsia="zh-CN"/>
+        </w:rPr>
+      </w:pPr>
     </w:p>
     <w:p>
       <w:pPr>
@@ -2499,7 +2792,7 @@
                     </pic:cNvPicPr>
                   </pic:nvPicPr>
                   <pic:blipFill>
-                    <a:blip r:embed="rId43"/>
+                    <a:blip r:embed="rId47"/>
                     <a:stretch>
                       <a:fillRect/>
                     </a:stretch>
@@ -2544,7 +2837,7 @@
                     </pic:cNvPicPr>
                   </pic:nvPicPr>
                   <pic:blipFill>
-                    <a:blip r:embed="rId44"/>
+                    <a:blip r:embed="rId48"/>
                     <a:stretch>
                       <a:fillRect/>
                     </a:stretch>
@@ -2589,7 +2882,7 @@
                     </pic:cNvPicPr>
                   </pic:nvPicPr>
                   <pic:blipFill>
-                    <a:blip r:embed="rId45"/>
+                    <a:blip r:embed="rId49"/>
                     <a:stretch>
                       <a:fillRect/>
                     </a:stretch>
@@ -2649,7 +2942,7 @@
                     </pic:cNvPicPr>
                   </pic:nvPicPr>
                   <pic:blipFill>
-                    <a:blip r:embed="rId46"/>
+                    <a:blip r:embed="rId50"/>
                     <a:stretch>
                       <a:fillRect/>
                     </a:stretch>
@@ -2692,7 +2985,7 @@
                     </pic:cNvPicPr>
                   </pic:nvPicPr>
                   <pic:blipFill>
-                    <a:blip r:embed="rId47"/>
+                    <a:blip r:embed="rId51"/>
                     <a:stretch>
                       <a:fillRect/>
                     </a:stretch>
@@ -2737,7 +3030,7 @@
                     </pic:cNvPicPr>
                   </pic:nvPicPr>
                   <pic:blipFill>
-                    <a:blip r:embed="rId48"/>
+                    <a:blip r:embed="rId52"/>
                     <a:stretch>
                       <a:fillRect/>
                     </a:stretch>
@@ -2788,7 +3081,7 @@
                     </pic:cNvPicPr>
                   </pic:nvPicPr>
                   <pic:blipFill>
-                    <a:blip r:embed="rId49"/>
+                    <a:blip r:embed="rId53"/>
                     <a:stretch>
                       <a:fillRect/>
                     </a:stretch>
@@ -2854,7 +3147,7 @@
                     </pic:cNvPicPr>
                   </pic:nvPicPr>
                   <pic:blipFill>
-                    <a:blip r:embed="rId50"/>
+                    <a:blip r:embed="rId54"/>
                     <a:stretch>
                       <a:fillRect/>
                     </a:stretch>
@@ -2918,7 +3211,7 @@
                     </pic:cNvPicPr>
                   </pic:nvPicPr>
                   <pic:blipFill>
-                    <a:blip r:embed="rId51"/>
+                    <a:blip r:embed="rId55"/>
                     <a:stretch>
                       <a:fillRect/>
                     </a:stretch>
@@ -2978,7 +3271,7 @@
                     </pic:cNvPicPr>
                   </pic:nvPicPr>
                   <pic:blipFill>
-                    <a:blip r:embed="rId52"/>
+                    <a:blip r:embed="rId56"/>
                     <a:stretch>
                       <a:fillRect/>
                     </a:stretch>
@@ -3039,7 +3332,7 @@
                     </pic:cNvPicPr>
                   </pic:nvPicPr>
                   <pic:blipFill>
-                    <a:blip r:embed="rId53"/>
+                    <a:blip r:embed="rId57"/>
                     <a:stretch>
                       <a:fillRect/>
                     </a:stretch>
@@ -3099,7 +3392,7 @@
                     </pic:cNvPicPr>
                   </pic:nvPicPr>
                   <pic:blipFill>
-                    <a:blip r:embed="rId54"/>
+                    <a:blip r:embed="rId58"/>
                     <a:stretch>
                       <a:fillRect/>
                     </a:stretch>
@@ -3144,7 +3437,7 @@
                     </pic:cNvPicPr>
                   </pic:nvPicPr>
                   <pic:blipFill>
-                    <a:blip r:embed="rId55"/>
+                    <a:blip r:embed="rId59"/>
                     <a:stretch>
                       <a:fillRect/>
                     </a:stretch>
@@ -3242,7 +3535,7 @@
                     </pic:cNvPicPr>
                   </pic:nvPicPr>
                   <pic:blipFill>
-                    <a:blip r:embed="rId56"/>
+                    <a:blip r:embed="rId60"/>
                     <a:stretch>
                       <a:fillRect/>
                     </a:stretch>
@@ -3326,7 +3619,7 @@
                     </pic:cNvPicPr>
                   </pic:nvPicPr>
                   <pic:blipFill>
-                    <a:blip r:embed="rId57"/>
+                    <a:blip r:embed="rId61"/>
                     <a:stretch>
                       <a:fillRect/>
                     </a:stretch>
@@ -3386,7 +3679,7 @@
                     </pic:cNvPicPr>
                   </pic:nvPicPr>
                   <pic:blipFill>
-                    <a:blip r:embed="rId58"/>
+                    <a:blip r:embed="rId62"/>
                     <a:stretch>
                       <a:fillRect/>
                     </a:stretch>
@@ -3446,7 +3739,7 @@
                     </pic:cNvPicPr>
                   </pic:nvPicPr>
                   <pic:blipFill>
-                    <a:blip r:embed="rId59"/>
+                    <a:blip r:embed="rId63"/>
                     <a:stretch>
                       <a:fillRect/>
                     </a:stretch>
@@ -3508,7 +3801,7 @@
                     </pic:cNvPicPr>
                   </pic:nvPicPr>
                   <pic:blipFill>
-                    <a:blip r:embed="rId60"/>
+                    <a:blip r:embed="rId64"/>
                     <a:stretch>
                       <a:fillRect/>
                     </a:stretch>
@@ -3553,7 +3846,7 @@
                     </pic:cNvPicPr>
                   </pic:nvPicPr>
                   <pic:blipFill>
-                    <a:blip r:embed="rId61"/>
+                    <a:blip r:embed="rId65"/>
                     <a:stretch>
                       <a:fillRect/>
                     </a:stretch>
@@ -3607,7 +3900,7 @@
                     </pic:cNvPicPr>
                   </pic:nvPicPr>
                   <pic:blipFill>
-                    <a:blip r:embed="rId62"/>
+                    <a:blip r:embed="rId66"/>
                     <a:stretch>
                       <a:fillRect/>
                     </a:stretch>
@@ -3689,7 +3982,7 @@
                     </pic:cNvPicPr>
                   </pic:nvPicPr>
                   <pic:blipFill>
-                    <a:blip r:embed="rId63"/>
+                    <a:blip r:embed="rId67"/>
                     <a:stretch>
                       <a:fillRect/>
                     </a:stretch>
@@ -3742,7 +4035,7 @@
                     </pic:cNvPicPr>
                   </pic:nvPicPr>
                   <pic:blipFill>
-                    <a:blip r:embed="rId64"/>
+                    <a:blip r:embed="rId68"/>
                     <a:stretch>
                       <a:fillRect/>
                     </a:stretch>
@@ -3810,7 +4103,7 @@
                     </pic:cNvPicPr>
                   </pic:nvPicPr>
                   <pic:blipFill>
-                    <a:blip r:embed="rId65"/>
+                    <a:blip r:embed="rId69"/>
                     <a:stretch>
                       <a:fillRect/>
                     </a:stretch>
@@ -3878,7 +4171,7 @@
                     </pic:cNvPicPr>
                   </pic:nvPicPr>
                   <pic:blipFill>
-                    <a:blip r:embed="rId66"/>
+                    <a:blip r:embed="rId70"/>
                     <a:stretch>
                       <a:fillRect/>
                     </a:stretch>
@@ -4012,7 +4305,7 @@
                     </pic:cNvPicPr>
                   </pic:nvPicPr>
                   <pic:blipFill>
-                    <a:blip r:embed="rId67"/>
+                    <a:blip r:embed="rId71"/>
                     <a:stretch>
                       <a:fillRect/>
                     </a:stretch>
@@ -4072,7 +4365,7 @@
                     </pic:cNvPicPr>
                   </pic:nvPicPr>
                   <pic:blipFill>
-                    <a:blip r:embed="rId68"/>
+                    <a:blip r:embed="rId72"/>
                     <a:stretch>
                       <a:fillRect/>
                     </a:stretch>
@@ -4154,7 +4447,7 @@
                     </pic:cNvPicPr>
                   </pic:nvPicPr>
                   <pic:blipFill>
-                    <a:blip r:embed="rId69"/>
+                    <a:blip r:embed="rId73"/>
                     <a:stretch>
                       <a:fillRect/>
                     </a:stretch>
@@ -4199,7 +4492,7 @@
                     </pic:cNvPicPr>
                   </pic:nvPicPr>
                   <pic:blipFill>
-                    <a:blip r:embed="rId70"/>
+                    <a:blip r:embed="rId74"/>
                     <a:stretch>
                       <a:fillRect/>
                     </a:stretch>
@@ -4262,7 +4555,7 @@
                     </pic:cNvPicPr>
                   </pic:nvPicPr>
                   <pic:blipFill>
-                    <a:blip r:embed="rId71"/>
+                    <a:blip r:embed="rId75"/>
                     <a:stretch>
                       <a:fillRect/>
                     </a:stretch>
@@ -4313,7 +4606,7 @@
                     </pic:cNvPicPr>
                   </pic:nvPicPr>
                   <pic:blipFill>
-                    <a:blip r:embed="rId72"/>
+                    <a:blip r:embed="rId76"/>
                     <a:stretch>
                       <a:fillRect/>
                     </a:stretch>
@@ -4380,7 +4673,7 @@
                     </pic:cNvPicPr>
                   </pic:nvPicPr>
                   <pic:blipFill>
-                    <a:blip r:embed="rId73"/>
+                    <a:blip r:embed="rId77"/>
                     <a:stretch>
                       <a:fillRect/>
                     </a:stretch>
@@ -4470,7 +4763,7 @@
                     </pic:cNvPicPr>
                   </pic:nvPicPr>
                   <pic:blipFill>
-                    <a:blip r:embed="rId74"/>
+                    <a:blip r:embed="rId78"/>
                     <a:stretch>
                       <a:fillRect/>
                     </a:stretch>
@@ -4633,7 +4926,7 @@
                     </pic:cNvPicPr>
                   </pic:nvPicPr>
                   <pic:blipFill>
-                    <a:blip r:embed="rId75"/>
+                    <a:blip r:embed="rId79"/>
                     <a:stretch>
                       <a:fillRect/>
                     </a:stretch>
@@ -4693,7 +4986,7 @@
                     </pic:cNvPicPr>
                   </pic:nvPicPr>
                   <pic:blipFill>
-                    <a:blip r:embed="rId76"/>
+                    <a:blip r:embed="rId80"/>
                     <a:stretch>
                       <a:fillRect/>
                     </a:stretch>
@@ -4759,7 +5052,7 @@
                     </pic:cNvPicPr>
                   </pic:nvPicPr>
                   <pic:blipFill>
-                    <a:blip r:embed="rId77"/>
+                    <a:blip r:embed="rId81"/>
                     <a:stretch>
                       <a:fillRect/>
                     </a:stretch>
@@ -4828,7 +5121,7 @@
                     </pic:cNvPicPr>
                   </pic:nvPicPr>
                   <pic:blipFill>
-                    <a:blip r:embed="rId78"/>
+                    <a:blip r:embed="rId82"/>
                     <a:stretch>
                       <a:fillRect/>
                     </a:stretch>
@@ -4888,7 +5181,7 @@
                     </pic:cNvPicPr>
                   </pic:nvPicPr>
                   <pic:blipFill>
-                    <a:blip r:embed="rId79"/>
+                    <a:blip r:embed="rId83"/>
                     <a:stretch>
                       <a:fillRect/>
                     </a:stretch>
@@ -4948,7 +5241,7 @@
                     </pic:cNvPicPr>
                   </pic:nvPicPr>
                   <pic:blipFill>
-                    <a:blip r:embed="rId80"/>
+                    <a:blip r:embed="rId84"/>
                     <a:stretch>
                       <a:fillRect/>
                     </a:stretch>
@@ -5022,7 +5315,7 @@
                     </pic:cNvPicPr>
                   </pic:nvPicPr>
                   <pic:blipFill>
-                    <a:blip r:embed="rId81"/>
+                    <a:blip r:embed="rId85"/>
                     <a:stretch>
                       <a:fillRect/>
                     </a:stretch>
@@ -5161,25 +5454,26 @@
     </w:p>
     <w:p>
       <w:pPr>
-        <w:rPr>
-          <w:rFonts w:hint="eastAsia"/>
-          <w:lang w:val="en-US" w:eastAsia="zh-CN"/>
-        </w:rPr>
-      </w:pPr>
-      <w:r>
         <w:rPr>
           <w:rFonts w:ascii="宋体" w:hAnsi="宋体" w:eastAsia="宋体" w:cs="宋体"/>
           <w:sz w:val="24"/>
           <w:szCs w:val="24"/>
         </w:rPr>
-        <w:t>子类继承event，如DungeonMonsterReleaseEvent会实现handle_be_triggered,然后里面实现该事件的主要内容</w:t>
-      </w:r>
+      </w:pPr>
       <w:r>
         <w:rPr>
           <w:rFonts w:ascii="宋体" w:hAnsi="宋体" w:eastAsia="宋体" w:cs="宋体"/>
           <w:sz w:val="24"/>
           <w:szCs w:val="24"/>
         </w:rPr>
+        <w:t>子类继承event，如DungeonMonsterReleaseEvent会实现handle_be_triggered,然后里面实现该事件的主要内容</w:t>
+      </w:r>
+      <w:r>
+        <w:rPr>
+          <w:rFonts w:ascii="宋体" w:hAnsi="宋体" w:eastAsia="宋体" w:cs="宋体"/>
+          <w:sz w:val="24"/>
+          <w:szCs w:val="24"/>
+        </w:rPr>
         <w:drawing>
           <wp:inline distT="0" distB="0" distL="114300" distR="114300">
             <wp:extent cx="4448810" cy="2350135"/>
@@ -5198,7 +5492,7 @@
                     </pic:cNvPicPr>
                   </pic:nvPicPr>
                   <pic:blipFill>
-                    <a:blip r:embed="rId82"/>
+                    <a:blip r:embed="rId86"/>
                     <a:stretch>
                       <a:fillRect/>
                     </a:stretch>
@@ -5228,65 +5522,137 @@
           <w:sz w:val="24"/>
           <w:szCs w:val="24"/>
         </w:rPr>
-        <w:t>,然后调用</w:t>
-      </w:r>
-      <w:bookmarkStart w:id="0" w:name="_GoBack"/>
-      <w:bookmarkEnd w:id="0"/>
+        <w:t>,然后调用父类的 handle_be_triggered,然后调用自己的self._handler</w:t>
+      </w:r>
       <w:r>
         <w:rPr>
           <w:rFonts w:ascii="宋体" w:hAnsi="宋体" w:eastAsia="宋体" w:cs="宋体"/>
           <w:sz w:val="24"/>
           <w:szCs w:val="24"/>
         </w:rPr>
-        <w:t>父类的 handle_be_triggered,然后调用自己的self._handler</w:t>
-      </w:r>
-      <w:r>
+        <w:drawing>
+          <wp:inline distT="0" distB="0" distL="114300" distR="114300">
+            <wp:extent cx="5589270" cy="1897380"/>
+            <wp:effectExtent l="0" t="0" r="11430" b="7620"/>
+            <wp:docPr id="1" name="图片 2" descr="IMG_257"/>
+            <wp:cNvGraphicFramePr>
+              <a:graphicFrameLocks xmlns:a="http://schemas.openxmlformats.org/drawingml/2006/main" noChangeAspect="1"/>
+            </wp:cNvGraphicFramePr>
+            <a:graphic xmlns:a="http://schemas.openxmlformats.org/drawingml/2006/main">
+              <a:graphicData uri="http://schemas.openxmlformats.org/drawingml/2006/picture">
+                <pic:pic xmlns:pic="http://schemas.openxmlformats.org/drawingml/2006/picture">
+                  <pic:nvPicPr>
+                    <pic:cNvPr id="1" name="图片 2" descr="IMG_257"/>
+                    <pic:cNvPicPr>
+                      <a:picLocks noChangeAspect="1"/>
+                    </pic:cNvPicPr>
+                  </pic:nvPicPr>
+                  <pic:blipFill>
+                    <a:blip r:embed="rId87"/>
+                    <a:stretch>
+                      <a:fillRect/>
+                    </a:stretch>
+                  </pic:blipFill>
+                  <pic:spPr>
+                    <a:xfrm>
+                      <a:off x="0" y="0"/>
+                      <a:ext cx="5589270" cy="1897380"/>
+                    </a:xfrm>
+                    <a:prstGeom prst="rect">
+                      <a:avLst/>
+                    </a:prstGeom>
+                    <a:noFill/>
+                    <a:ln w="9525">
+                      <a:noFill/>
+                    </a:ln>
+                  </pic:spPr>
+                </pic:pic>
+              </a:graphicData>
+            </a:graphic>
+          </wp:inline>
+        </w:drawing>
+      </w:r>
+    </w:p>
+    <w:p>
+      <w:pPr>
         <w:rPr>
           <w:rFonts w:ascii="宋体" w:hAnsi="宋体" w:eastAsia="宋体" w:cs="宋体"/>
           <w:sz w:val="24"/>
           <w:szCs w:val="24"/>
         </w:rPr>
-        <w:drawing>
-          <wp:inline distT="0" distB="0" distL="114300" distR="114300">
-            <wp:extent cx="5589270" cy="1897380"/>
-            <wp:effectExtent l="0" t="0" r="11430" b="7620"/>
-            <wp:docPr id="1" name="图片 2" descr="IMG_257"/>
-            <wp:cNvGraphicFramePr>
-              <a:graphicFrameLocks xmlns:a="http://schemas.openxmlformats.org/drawingml/2006/main" noChangeAspect="1"/>
-            </wp:cNvGraphicFramePr>
-            <a:graphic xmlns:a="http://schemas.openxmlformats.org/drawingml/2006/main">
-              <a:graphicData uri="http://schemas.openxmlformats.org/drawingml/2006/picture">
-                <pic:pic xmlns:pic="http://schemas.openxmlformats.org/drawingml/2006/picture">
-                  <pic:nvPicPr>
-                    <pic:cNvPr id="1" name="图片 2" descr="IMG_257"/>
-                    <pic:cNvPicPr>
-                      <a:picLocks noChangeAspect="1"/>
-                    </pic:cNvPicPr>
-                  </pic:nvPicPr>
-                  <pic:blipFill>
-                    <a:blip r:embed="rId83"/>
-                    <a:stretch>
-                      <a:fillRect/>
-                    </a:stretch>
-                  </pic:blipFill>
-                  <pic:spPr>
-                    <a:xfrm>
-                      <a:off x="0" y="0"/>
-                      <a:ext cx="5589270" cy="1897380"/>
-                    </a:xfrm>
-                    <a:prstGeom prst="rect">
-                      <a:avLst/>
-                    </a:prstGeom>
-                    <a:noFill/>
-                    <a:ln w="9525">
-                      <a:noFill/>
-                    </a:ln>
-                  </pic:spPr>
-                </pic:pic>
-              </a:graphicData>
-            </a:graphic>
-          </wp:inline>
-        </w:drawing>
+      </w:pPr>
+    </w:p>
+    <w:p>
+      <w:pPr>
+        <w:rPr>
+          <w:rFonts w:ascii="宋体" w:hAnsi="宋体" w:eastAsia="宋体" w:cs="宋体"/>
+          <w:sz w:val="24"/>
+          <w:szCs w:val="24"/>
+        </w:rPr>
+      </w:pPr>
+    </w:p>
+    <w:p>
+      <w:pPr>
+        <w:rPr>
+          <w:rFonts w:ascii="宋体" w:hAnsi="宋体" w:eastAsia="宋体" w:cs="宋体"/>
+          <w:sz w:val="24"/>
+          <w:szCs w:val="24"/>
+        </w:rPr>
+      </w:pPr>
+    </w:p>
+    <w:p>
+      <w:pPr>
+        <w:rPr>
+          <w:rFonts w:ascii="宋体" w:hAnsi="宋体" w:eastAsia="宋体" w:cs="宋体"/>
+          <w:sz w:val="24"/>
+          <w:szCs w:val="24"/>
+        </w:rPr>
+      </w:pPr>
+    </w:p>
+    <w:p>
+      <w:pPr>
+        <w:rPr>
+          <w:rFonts w:ascii="宋体" w:hAnsi="宋体" w:eastAsia="宋体" w:cs="宋体"/>
+          <w:sz w:val="24"/>
+          <w:szCs w:val="24"/>
+        </w:rPr>
+      </w:pPr>
+    </w:p>
+    <w:p>
+      <w:pPr>
+        <w:rPr>
+          <w:rFonts w:ascii="宋体" w:hAnsi="宋体" w:eastAsia="宋体" w:cs="宋体"/>
+          <w:sz w:val="24"/>
+          <w:szCs w:val="24"/>
+        </w:rPr>
+      </w:pPr>
+    </w:p>
+    <w:p>
+      <w:pPr>
+        <w:rPr>
+          <w:rFonts w:ascii="宋体" w:hAnsi="宋体" w:eastAsia="宋体" w:cs="宋体"/>
+          <w:sz w:val="24"/>
+          <w:szCs w:val="24"/>
+        </w:rPr>
+      </w:pPr>
+    </w:p>
+    <w:p>
+      <w:pPr>
+        <w:rPr>
+          <w:rFonts w:hint="default" w:ascii="宋体" w:hAnsi="宋体" w:eastAsia="宋体" w:cs="宋体"/>
+          <w:sz w:val="24"/>
+          <w:szCs w:val="24"/>
+          <w:lang w:val="en-US" w:eastAsia="zh-CN"/>
+        </w:rPr>
+      </w:pPr>
+      <w:r>
+        <w:rPr>
+          <w:rFonts w:hint="eastAsia" w:ascii="宋体" w:hAnsi="宋体" w:eastAsia="宋体" w:cs="宋体"/>
+          <w:sz w:val="24"/>
+          <w:szCs w:val="24"/>
+          <w:lang w:val="en-US" w:eastAsia="zh-CN"/>
+        </w:rPr>
+        <w:t>40024012 -&gt;40024011-&gt;40024001</w:t>
       </w:r>
     </w:p>
     <w:p>
@@ -5419,7 +5785,7 @@
     <w:lsdException w:unhideWhenUsed="0" w:uiPriority="0" w:semiHidden="0" w:name="Body Text Indent 2"/>
     <w:lsdException w:unhideWhenUsed="0" w:uiPriority="0" w:semiHidden="0" w:name="Body Text Indent 3"/>
     <w:lsdException w:unhideWhenUsed="0" w:uiPriority="0" w:semiHidden="0" w:name="Block Text"/>
-    <w:lsdException w:unhideWhenUsed="0" w:uiPriority="0" w:semiHidden="0" w:name="Hyperlink"/>
+    <w:lsdException w:qFormat="1" w:unhideWhenUsed="0" w:uiPriority="0" w:semiHidden="0" w:name="Hyperlink"/>
     <w:lsdException w:unhideWhenUsed="0" w:uiPriority="0" w:semiHidden="0" w:name="FollowedHyperlink"/>
     <w:lsdException w:qFormat="1" w:unhideWhenUsed="0" w:uiPriority="0" w:semiHidden="0" w:name="Strong"/>
     <w:lsdException w:qFormat="1" w:unhideWhenUsed="0" w:uiPriority="0" w:semiHidden="0" w:name="Emphasis"/>
@@ -5622,6 +5988,7 @@
   <w:style w:type="character" w:styleId="4">
     <w:name w:val="Hyperlink"/>
     <w:basedOn w:val="3"/>
+    <w:qFormat/>
     <w:uiPriority w:val="0"/>
     <w:rPr>
       <w:color w:val="0000FF"/>

--- a/副本流程.docx
+++ b/副本流程.docx
@@ -2692,16 +2692,7 @@
           <w:rFonts w:hint="eastAsia"/>
           <w:lang w:val="en-US" w:eastAsia="zh-CN"/>
         </w:rPr>
-        <w:t>也就是触发开始副本任务事件1001下</w:t>
-      </w:r>
-      <w:bookmarkStart w:id="0" w:name="_GoBack"/>
-      <w:bookmarkEnd w:id="0"/>
-      <w:r>
-        <w:rPr>
-          <w:rFonts w:hint="eastAsia"/>
-          <w:lang w:val="en-US" w:eastAsia="zh-CN"/>
-        </w:rPr>
-        <w:t>的finish事件，</w:t>
+        <w:t>也就是触发开始副本任务事件1001下的finish事件，</w:t>
       </w:r>
     </w:p>
     <w:p>
@@ -5670,6 +5661,59 @@
           <w:lang w:val="en-US" w:eastAsia="zh-CN"/>
         </w:rPr>
       </w:pPr>
+    </w:p>
+    <w:p>
+      <w:pPr>
+        <w:rPr>
+          <w:rFonts w:hint="eastAsia"/>
+          <w:lang w:val="en-US" w:eastAsia="zh-CN"/>
+        </w:rPr>
+      </w:pPr>
+      <w:r>
+        <w:drawing>
+          <wp:inline distT="0" distB="0" distL="114300" distR="114300">
+            <wp:extent cx="5271770" cy="3282950"/>
+            <wp:effectExtent l="0" t="0" r="5080" b="12700"/>
+            <wp:docPr id="13" name="图片 1"/>
+            <wp:cNvGraphicFramePr>
+              <a:graphicFrameLocks xmlns:a="http://schemas.openxmlformats.org/drawingml/2006/main" noChangeAspect="1"/>
+            </wp:cNvGraphicFramePr>
+            <a:graphic xmlns:a="http://schemas.openxmlformats.org/drawingml/2006/main">
+              <a:graphicData uri="http://schemas.openxmlformats.org/drawingml/2006/picture">
+                <pic:pic xmlns:pic="http://schemas.openxmlformats.org/drawingml/2006/picture">
+                  <pic:nvPicPr>
+                    <pic:cNvPr id="13" name="图片 1"/>
+                    <pic:cNvPicPr>
+                      <a:picLocks noChangeAspect="1"/>
+                    </pic:cNvPicPr>
+                  </pic:nvPicPr>
+                  <pic:blipFill>
+                    <a:blip r:embed="rId88"/>
+                    <a:stretch>
+                      <a:fillRect/>
+                    </a:stretch>
+                  </pic:blipFill>
+                  <pic:spPr>
+                    <a:xfrm>
+                      <a:off x="0" y="0"/>
+                      <a:ext cx="5271770" cy="3282950"/>
+                    </a:xfrm>
+                    <a:prstGeom prst="rect">
+                      <a:avLst/>
+                    </a:prstGeom>
+                    <a:noFill/>
+                    <a:ln>
+                      <a:noFill/>
+                    </a:ln>
+                  </pic:spPr>
+                </pic:pic>
+              </a:graphicData>
+            </a:graphic>
+          </wp:inline>
+        </w:drawing>
+      </w:r>
+      <w:bookmarkStart w:id="0" w:name="_GoBack"/>
+      <w:bookmarkEnd w:id="0"/>
     </w:p>
     <w:p>
       <w:pPr>
